--- a/Atividade_Sensor/MER_Sensor.docx
+++ b/Atividade_Sensor/MER_Sensor.docx
@@ -124,18 +124,10 @@
       </w:pPr>
       <w:r>
         <w:rPr>
-          <w:rFonts w:ascii="Segoe UI Emoji" w:hAnsi="Segoe UI Emoji" w:cs="Segoe UI Emoji"/>
-          <w:b/>
-          <w:bCs/>
-        </w:rPr>
-        <w:t>🟦</w:t>
-      </w:r>
-      <w:r>
-        <w:rPr>
-          <w:b/>
-          <w:bCs/>
-        </w:rPr>
-        <w:t xml:space="preserve"> Entidade: </w:t>
+          <w:b/>
+          <w:bCs/>
+        </w:rPr>
+        <w:t xml:space="preserve">Entidade: </w:t>
       </w:r>
       <w:proofErr w:type="spellStart"/>
       <w:r>
@@ -212,18 +204,10 @@
       </w:pPr>
       <w:r>
         <w:rPr>
-          <w:rFonts w:ascii="Segoe UI Emoji" w:hAnsi="Segoe UI Emoji" w:cs="Segoe UI Emoji"/>
-          <w:b/>
-          <w:bCs/>
-        </w:rPr>
-        <w:t>🟦</w:t>
-      </w:r>
-      <w:r>
-        <w:rPr>
-          <w:b/>
-          <w:bCs/>
-        </w:rPr>
-        <w:t xml:space="preserve"> Entidade: Leitura</w:t>
+          <w:b/>
+          <w:bCs/>
+        </w:rPr>
+        <w:t>Entidade: Leitura</w:t>
       </w:r>
     </w:p>
     <w:p>
@@ -1205,6 +1189,7 @@
   <w:style w:type="character" w:default="1" w:styleId="Fontepargpadro">
     <w:name w:val="Default Paragraph Font"/>
     <w:uiPriority w:val="1"/>
+    <w:semiHidden/>
     <w:unhideWhenUsed/>
   </w:style>
   <w:style w:type="table" w:default="1" w:styleId="Tabelanormal">
